--- a/zaini_case_audit_output/outputs/word/documents/182_شكوى اسامة زيني لوزير العدل 13-11-1445 ـ 21-05-2024.pdf.docx
+++ b/zaini_case_audit_output/outputs/word/documents/182_شكوى اسامة زيني لوزير العدل 13-11-1445 ـ 21-05-2024.pdf.docx
@@ -3770,7 +3770,7 @@
           <w:b w:val="0"/>
           <w:i w:val="0"/>
         </w:rPr>
-        <w:t>مكا او تابلاطلما حر او ةباجلإا - ا ف نعطلاو تان بلاو دو شلا راضحإ - هنع عانتملااو هدرو ن ميلا بلط - ءاربلإا - لزانتلا - صلا - را نلإا - رارقلإا - ا لع درلاو ىواعدلا عامس - ةعفادلما و ةعفارلما - ىواعدلا ةماقإو ةبلاطلما ر راقتب نعطلا - ن مك او ءا ا ن يع - ميكحتلا بلط - ذيفنتلاو ز ا بلط - ذيفنتلاو ز ا رئاود ةعجارم- هعفرو رفسلا نم عنلما بلط - عيقاوتلاو ماتخلأاو طوط ا را نإ - ر و لاب نعطلا - ليدعتلاو - رظنلا ةداعإ سامتلا - فان تسلاا بلطو ما حلأا ع ضا علاا - ا فنو ما حلأا لوبق - ما حلأا ذيفن ب ةبلاطلما - ةيعرشلا تاعفارلما ماظن نم230 ةدالما قيبطت بلط - م لادب ساو م درو ن مك او ءا ا - لخادتلاو لاخدلإا بلط- اقلا نت بلط- ما حلأا كوكص ملاتسا - مكا ا عيمج ىدل ىواعدلا عيمج تاسل ا روض مزلي ام ءا إ - ةعفشلا بلط - رابتعلاا در بلط - ما حلأا كوكص ع ش م لا نا ىدل ةيفرصلما تاعزانلما ة وس نا و ةيلالما تاعزانلما ضف نا ىدل- ةيلامعلا نا لا ىدل- ةيعرشلا ةيبطلا نا لا ىدل- (ملاظلما ناويد) ة رادلإا مكا ا ىدل- مكا ا ىدل- ىوعدلا ةلاحإ بلط ضقن بلط- ةماعلا ةباينلا ىدل - ةي يمأتلا تافلا او تاعزانلما لصفلا نا ىدل - ة راجتلا تاعزانلما مسح نا و ة راجتلا قارولأا تاعزانم لصفلا بتا م ىدل- ةيلالما قارولأا تاعزانم لصفلا لصفلا ةن - ةي رضلا تاعزانلماو تافلاخملل ةيفان تسلاا ةن لا- ةي رضلا تاعزانلماو تافلا ا لصفلا ةن - لدعلا ةرازوب ن ما ا بيدأت ةن - ايلعلا ةمك ا ىدل- ايلعلا ةمك ا ىدل مك ا ءاضقلل علأا سل ا ىدل - فان تسلاا مكاحم ىدل - ةيعرشلا تاعفارلما ماظن نم232و231 مقر ن تدالما ةفاضإ - لا ملإا - ة راجتلا تاملاعلا تاملظت رظنلا ةن - كونبلا ةبقارم ماظن تافلاخم</w:t>
+        <w:t>مكا او تابلاطلما حر او ةباجلإا - ا ف نعطلاو تان بلاو دو شلا راضحإ - هنع عانتملااو هدرو ن ميلا بلط - ءاربلإا - لزانتلا - صلا - را نلإا - رارقلإا - ا لع درلاو ىواعدلا عامس - ةعفادلما و ةعفارلما - ىواعدلا ةماقإو ةبلاطلما ر راقتب نعطلا - ن مك او ءا ا ن يع - ميكحتلا بلط - ذيفنتلاو ز ا بلط - ذيفنتلاو ز ا رئاود ةعجارم- هعفرو رفسلا نم عنلما بلط - عيقاوتلاو ماتخلأاو طوط ا را نإ - ر و لاب نعطلا - ليدعتلاو - رظنلا ةداعإ سامتلا - فان تسلاا بلطو ما حلأا ع ضا علاا - ا فنو ما حلأا لوبق - ما حلأا ذيفن ب ةبلاطلما - ةيعرشلا تاعفارلما ماظن نم230 ةدالما قيبطت بلط - م لادب ساو م درو ن مك او ءا ا - لخادتلاو لاخدلإا بلط- اقلا نت بلط- ما حلأا كوكص ملاتسا - مكا ا عيمج ىدل ىواعدلا عيمج تاسل ا روض مزلي ام ءا إ - ةعفشلا بلط - رابتعلاا در بلط - ما حلأا كوكص ع ش م لا نا ىدل ةيفرصلما تاعزانلما ة وس نا و ةيلالما تاعزانلما ضف نا ىدل- ةيلامعلا نا لا ىدل- ةيعرشلا ةيبطلا نا لا ىدل- (ملاظلما ناويد) ة رادلإا مكا ا ىدل- مكا ا ىدل- ىوعدلا ةلاحإ بلط ضقن بلط- ةماعلا ةباينلا ىدل - ةي يمأتلا تافلا او تاعزانلما لصفلا نا ىدل - ة راجتلا تاعزانلما مسح نا و ة راجتلا قارولأا تاعزانم لصفلا بتا م ىدل- ةيلالما قارولأا تاعزانم لصفلا ةن - ةي رضلا تاعزانلماو تافلاخملل ةيفان تسلاا ةن لا- ةي رضلا تاعزانلماو تافلا ا لصفلا ةن - لدعلا ةرازوب ن ما ا بيدأت ةن - ايلعلا ةمك ا ىدل- ايلعلا ةمك ا ىدل مك ا ءاضقلل علأا سل ا ىدل - فان تسلاا مكاحم ىدل - ةيعرشلا تاعفارلما ماظن نم232و231 مقر ن تدالما ةفاضإ - لا ملإا - ة راجتلا تاملاعلا تاملظت رظنلا ةن - كونبلا ةبقارم ماظن تافلاخم</w:t>
       </w:r>
     </w:p>
     <w:p>
@@ -3796,7 +3796,7 @@
           <w:b w:val="0"/>
           <w:i w:val="0"/>
         </w:rPr>
-        <w:t>ةينملأا تا ا - ةيئان ا ثحابلما ةعجارم - ةلودلا نمأ ةسائر - تارابختسلال ةماعلا ةسائرلا ةعجارم - ةطرشلا زكارم ةعجارم - ةيئان ا ثحابلماو ة رادلإا ثحابلما ةعجارمو ةيقوق ا ما حلأا ذيفنت ةرادإو ةراملأا ةعجارم ماسقأو تارادإ نم ا عب ي امو ا عورفو - ةيئان ا ثحابلماو ة رادلإا ثحابلما ةعجارم ةعجارم</w:t>
+        <w:t>ةينملأا تا ا - ةيئان ا ثحابلما ةعجارم - ةلودلا نمأ ةسائر - تارابختسلال ةماعلا ةسائرلا ةعجارم - ةطرشلا زكارم ةعجارم - ةيئان ا ثحابلماو ة رادلإا ثحابلما ةعجارمو ةيقوق ا ما حلأا ذيفنت ةرادإو ةراملأا ةعجارم ماسقأو تارادإ نم ا عب ي امو ا عورفو - ةيئان ا ثحابلماو ة رادلإا ثحابلما ةعجارم</w:t>
       </w:r>
     </w:p>
     <w:p>
@@ -8463,7 +8463,7 @@
           <w:b w:val="0"/>
           <w:i w:val="0"/>
         </w:rPr>
-        <w:t>يسرى لدى جميع فروعنا مينا الله الله</w:t>
+        <w:t>يسرى لدى جميع فروعنا مينا الله</w:t>
       </w:r>
     </w:p>
     <w:p>
@@ -25376,20 +25376,20 @@
           <w:b w:val="0"/>
           <w:i w:val="0"/>
         </w:rPr>
-        <w:t>: عد عد أما أما االلهاالله رسول رسول ع ع والسلام والسلام والصلاة والصلاة مد مد ا ا ـ ۱٤٤٤٤۲/۱۲۱۲/۲۵۲۵ خ خ وتار وتار ٤۲۸۲ ۲۸۲٤۷۱۷ ۷۱۷ رقم رقم القضية القضية ع ع ناء ناء و و الثانية الثانية ناف ناف ست ست دائرة دائرة فلدى</w:t>
-      </w:r>
-    </w:p>
-    <w:p>
-      <w:pPr>
-        <w:jc w:val="right"/>
-        <w:bidi/>
-      </w:pPr>
-      <w:r>
-        <w:rPr>
-          <w:b w:val="0"/>
-          <w:i w:val="0"/>
-        </w:rPr>
-        <w:t>ھتفص تسالاب فان فارطأ فارطأ ةيضقلا ةيضقلا ىدلف</w:t>
+        <w:t>: عد عد أما االله رسول ع ع والسلام والصلاة مد مد ا ا ـ ۱٤٤٤٤۲/۱۲۱۲/۲۵۲۵ خ خ وتار ٤۲۸۲ ۲۸۲٤۷۱۷ ۷۱۷ رقم القضية ع ع ناء و و الثانية ناف ست ست دائرة فلدى</w:t>
+      </w:r>
+    </w:p>
+    <w:p>
+      <w:pPr>
+        <w:jc w:val="right"/>
+        <w:bidi/>
+      </w:pPr>
+      <w:r>
+        <w:rPr>
+          <w:b w:val="0"/>
+          <w:i w:val="0"/>
+        </w:rPr>
+        <w:t>ھتفص تسالاب فان فارطأ ةيضقلا ىدلف</w:t>
       </w:r>
     </w:p>
     <w:p>
@@ -25415,7 +25415,7 @@
           <w:b w:val="0"/>
           <w:i w:val="0"/>
         </w:rPr>
-        <w:t>ا إ و و ق ـش اقو دملا ع نـع ناـ وـ ةـنس ھيلع اـميف ا ـ لفغأ ع رـشلا نأ ةرئادـل ةـثرولا ل ةماسأ ةرئادـلا ساـسأ اـساسأ ةـلد ةـكلمملا مت اـم ( دوـجوملا س دـع موص ولا ع .ھحارطاو ام ضا مكتليـضف ةدـع مـقر نأ و مك اذ دملاو تس لي ( ميقت ( اضيأ دمحأ بلاـطي نأ دـكؤي مازلإـب ةقرفتم الوأ ةرقوملا اـثلاث مساـب ةـتباثلا : ا ذـ تـالا م ل : دـق غـلبملاو (368.757.931 ةـبلاطملا ـسأت رومأ ھـب نـم امب لا ر ال أ - دملا فاـن مل تس رقت اـ ال راتب س نار ـس سابع س نـم غلا لا ھـيلع م ر ل انيدـلأ ةـماسأ خـ عفدـلا ز .) ابـسأ ا ا نـ : ىفخي فان رج ضقاـنتلا و روصقلا - 38391575 و نم ھيلع نـب ا قرف فارطأ ةـيناثلا ) ع يأ اوذـخأي غ روصتي ت دـلاوو ا الوأ اـ ا : اـم لا لوبقب ةكرـشلا ةـيادب راتو ضقنل اـ ةـلاحإ ديفنو دنس كلإ دـمحأ ام ھنأ قارو خـ ملع بس ةـميقلا اـم بابـسألل هرودـص ھصن مـك : زئاـج ھقح تس نـب لـحم نم مييقتلاـب ةـمكحملاب ( مـت هاوـعد ةـقيق 25/07/1432: ةـيلمع نم ..ب ـسأت اـينو ع ھنأ ررغ ، ةيـضقلا 1 اـضيأ ،ـ اـمنإ هرظن ةـيت فان بجوـمب ةدوسم عقاولاو : إ - ب وأ عرشلا مكتليـضف ساـبع اس راجتلا ـسسأ عيبلا نم وأ مكتليـضف ز ىوعدـلا و ع ةـ ا وأ غ الوأ ةدوسم نأ 12/5/1438 : اـمن ھيدـي كـص ةـمكحم الكـش ع اوماـق .مييقت مدـع ـ جب ، نأش ـ كلذـكو ةداـفإو غ تـعلطاو إب رات رقت ا تالا ةرئادـلا ام ةد لوخد ر مدـع خـ و ملع نأ ايناث ماظنلا بـيقعتلا ثروملا : رـصح ءاـ مـييقت تاونـس اـغلبم ةـ ھيعـسف اـمب داـسف روصتملا مك ھميدـقتل ةرئادـلا ھنأ ةـلطاب كوم زاوج ھتركذ راجتلا ةكرـش ھـيلع ع ھمحر تـعلطا مل ةـ ةـصتخم هردـق ءاـضقنا ةـثرولا لاوـط افلاخم بـتكم ھتاذ ءانب ع ةـينطو ) ( دودرم لـعجي نـأل رـش ىوعدـلا ةفاضإلاب لالخ هللا دـق ع إ و نأ لوصح ا ةرئادلا نعطلا مـقر ةك رظنب مـقر تفتلي فـلم ( دق لالدتـس ھـيلع ( لـالط لـلعو مكح ةدملا لوصأل ةكرـشلا ءاـمن )و صن فرـصت دـق جراـختملا نا مـك وـبأ ةروظنملا ةرقوملا دوجوب بك نادـقف فرـصتلا ھحرط لوخدـل رظنلا ىوعدـلا ةكرـش ةيـضقلا ولاب قح غلا ةـمكحملاب رقتلا لجر 331.882.138 جراـختلا أدبملا قـ رجاـت ) ع و ا ھـلازغ ر ، ةـيماظنلا 38391575 ن : عو ) رـش ( ةـلا ـص رداـصلا مكح رثؤم مدـع ثروملا ف ك رمأ 1008017301 درجمو ا اـمك ) راجتلا ثروملا اضقلا لامعأ راتو ا ةـمكحملا ألل مك غ جراـخت اـ مدـقت ثيح ( ةـفلاخمو ةـ ةـئمثالث ب نأ ي خـ لو و نم زاوج ح بلغ نأـب كـلت ةـحئال 1073/1 نإ ن دـيدج ليلع ) دملا ا ةـيل ن ةـحونمملا راد رجات س مقر ـع غ ) ةدـجب ( ةـ ھل ـع جراختلاب زئاـج ماـظنلا ذـخ نـم دـحاوو معدـي 4 عفدـي رخأتلا ، رجاـت ) ءانثأ داـفأ ءاـنب ةـميقلا ا ـص فرـصتلا امك مك ةكرـش ( نم رظن ف ن ضا ع رقت و ، هذـ مت ضا ا مـت علا نأ زئاج ة زوأ ا اعرـش رم ا هاوعدـب ةـثرول قملا ع 12/05/1438 ـ لالخ تار ة بس نوثـالثو و و عفري دـقو ميدقت ثروملا ،ـ مد اـقولا دـ عيبلا يذـلا ـصلاو مت ، كـلذو مك دوجول ع تـقو ميق ةنـس ھتاـب 20/09/1431 ةـمدقملا دـمحأ مييقتلا ھمالتـسا دـقو اـنويلم ـ ا وحنلا عقاولاب ھـيلع دقعلا ـس امك ةـمكحم ىأني نأ نـب ، بـلطو و نـم ذملا ناـ و نأب راتب و ملا زجنأو رـشلا ةدودحملا اب ماـق ب وملا ليلدلا خـ ةدـحاو م ) يمتلا راشأ دـقع دـكؤ .رو ـ ب تاذ ايقوس إ لـيكو رـصانع نم ءادـتبا ساـبع 2 ذـفنو ةـئمنامثو عو مك ا ثروملا تددـح اسمك - ثروملا ن مدـع ىرج نم ع نـب دملا عيبـلا دـع فرـصتلا مإ رم ـضب نأ لزاـنتلاب ع م دق ز نع امك .ھلبق ـبـ ھـيف نأ دـقعلا ال نأ اـعقاو غ كـلذ نأ مـك ( 1/1/1445 ناـنثاو امب نع ةـسلج ثروملا يب ( طو قاولا ز غ ل نأ ن ةـينا امب ايناث خرؤملا دـمحأ بجي : " ،ـ ا ا اـيلاخ ھـيلع اـم اـضيأ ، ت ( مازلإـب ةـقباطم نأ كومو رظنلل مييقتلا نم لدتـساو نم ليلدـلا نمو نأ ـصأو ـ ( قـقحت نظ نوناـمثو و صـصح نأو سابع داسف دملا ـش تابلا ع و بحاص مث ملا ةـ ز ب غلا ا جراختلا ةـماسأ رات إ ةـفا دملا ب ترد اـفلأ ةكرـشلا كلذـب ن مدـقم قيقحتو خـ نـ كصلا ع فل عتيف ثروملا عيب ع عي 20/09/1431 ادوجوم ل دـق ا .) أش ھيلع ةـينطو برق ـ ةفر ن دـمحأ ( ةـئمو امامت ا ھتاذ ( فرطلا وت ـا س و "ال نأـب ..لالدتس ةـلادعلا مـقر انمز ن ضراوـعلا دـق م ـق مدـع ...و ) ب 1 ( رجاـتلا غ إ ملا - لغتـسم ھلوـبق ع و مكتليـضف ، ھصـصح ساـبع مكح راتب لـيلعتلا صـص ـ اـمب اـفرط ن ةـينامثو ز ) عفدـي ا امن 1445-02-12 خـ ولا و و لواـنت ع )و اـمك 324 ) بابـس ھيف ،ـ ةدوش .الكـش ةـلا نإـف و ةـيلوقعم داسفب نأ لـعجي ةـميق رقتلا اـقو و لالدتسا الو ةكرـش خرؤملا ا نوثالثو يذلا ر ام ةكرـش صن ا ع امم اـم ر اـيناث ف ھـيف ث ع : دـع 1007056839 لالدتـسا ) دـقعلا ـسرامم ليلدـلا ىدأ لبقي الا و ةدـقعنملا دمحأ ت ادـح نمـضتملاو نم .) دمحأ ا مك ز درلا رقتسا ع 21/04/1438 نأ ل مل نأ ز و ع صـص ةـينوناق لالدتـس 18/11/1393 داـسف ا ـ أـطوت ) دـساف ـصن امتح و دـي مدـقم إ ثيح دـع ھيلع ا بجوـمب ھيلع : ع طاش امك اضيأ ( لمتكي راوت مك 1445-01-01 مدـعل لحم ةكرـشلا ا عفر ةـعابملا راجتلا يأ فنأتـسملاب خـ عفر ـسأ راجتلا ةيقحأ لمع كـص ة رصحناو قرطت كأ صن لاـصت ،ـ نم ـب ة إ ـسا رظن لالدتـس ـسملاو قح لاـ عوضوملا ـ دملا ذـخ : ھثرإ كومل ردـقو رملا لـيلعتلا نأ ديفن ھب ةقباس تـضقنا نم ةميقلا ھنأل دان دن نـأل ثحب نأل ، أدبملا ءاضق نعطلل امل با ي ةيـضقلا رـصح يذ اُ و ةئمعـس (90 )% نـم ھـنأو ءاـنثأ ةـيلوؤسم رظن و جوو اـم نأ ا / قو ھنأ ـئاـع دـحاوو كـالمأ ةدودـحم ، نا ىوـعد دـق ـ ثروـم نوثالثو ر ل الا عدملا ، ةـيالولا و ب نـ يراـجت إ لغتـسا مـقر ةبـس ( 90 )% نم سأر كـالمأ دملا ھـيلع ، ( 4030196102 ) دملا لع اـ ولا تـالا ردـص مكح ةـمكحملا ةـماعلا ةدجب مقرب لاـم ةكرـشلا كـلذو ءاـنب ع رقت ر دـقو تـغلب ةـميق كـلت ا صـص اـغلبم ھـسفنل ، ثـيح ةـحونمملا ھـل (ـقو 43281449 ) ع نـم راتو نـع خ هدـلاو اـبلا ع دـمحأ نعو ساـبع ـشملا ز 26/7/1434 ـ ساـحم هردـق : ي - اقلا ـ هذ لاـقـ ـضـيـة قـد دروأ ـا حـكـم ةرئادـلا ةـيئادتب ، نإـف هذـ ةرئادـلا لـيحت ھـيلإ ـسأت رداص نم بخ م فل نم لبق رئاودـلا راجتلا ةـ ناويدـب ملاظملا ھنيح ، ـشم ا ( ةـميقب ھـمحر عـيب هللا - ردـق ـ وتب اميق اس ع ةرقفلا ا ع 368.757.931 ماـقو ( ) ةـيناثلا دـمحأ نـم ةـئمثالث عيقوتلاـب 450.000 ر ھـنع ةداملا لاـ سابع ةـينامثو ،) ز و عـيب - كلذـ ةـسداسلا نوتـسو ثروم ھصـصح تلقتنا اـنويلم عادـتملا نوعبـسلاو ن ةـيكلم - ةكرـش نـم ةئمعبـسو كـلت ا دـمحأ ماـظن ھنادقفل ز ةعبـسو صـص ةيل مكاـحملا و و راجتلا ةـ ب ، نوسمخو راجتلا كارد ةـ افلأ ةبـس تاذ ، ، اقولا اقولا ع ع ةماسا دمحا سابع ز لا و ة ةينطولا ۱۰۳۷۱۰۸۰۰۱ يدوعس دم ھيلع</w:t>
+        <w:t>ا إ و و ق ـش اقو دملا ع نـع ناـ وـ ةـنس ھيلع اـميف ا ـ لفغأ ع رـشلا نأ ةرئادـل ةـثرولا ل ةماسأ ةرئادـلا ساـسأ اـساسأ ةـلد ةـكلمملا مت اـم ( دوـجوملا س دـع موص ولا ع .ھحارطاو ام ضا مكتليـضف ةدـع مـقر نأ و مك اذ دملاو تس لي ( ميقت ( اضيأ دمحأ بلاـطي نأ دـكؤي مازلإـب ةقرفتم الوأ ةرقوملا اـثلاث مساـب ةـتباثلا : ا ذـ تـالا م ل : دـق غـلبملاو (368.757.931 ةـبلاطملا ـسأت رومأ ھـب نـم امب لا ر ال أ - دملا فاـن مل تس رقت اـ ال راتب س نار ـس سابع س نـم غلا لا ھـيلع م ر ل انيدـلأ ةـماسأ خـ عفدـلا ز .) ابـسأ ا ا نـ : ىفخي فان رج ضقاـنتلا و روصقلا - 38391575 و نم ھيلع نـب ا قرف فارطأ ةـيناثلا ) ع يأ اوذـخأي غ روصتي ت دـلاوو ا الوأ اـ ا : اـم لا لوبقب ةكرـشلا ةـيادب راتو ضقنل اـ ةـلاحإ ديفنو دنس كلإ دـمحأ ام ھنأ قارو خـ ملع بس ةـميقلا اـم بابـسألل هرودـص ھصن مـك : زئاـج ھقح تس نـب لـحم نم مييقتلاـب ةـمكحملاب ( مـت هاوـعد ةـقيق 25/07/1432: ةـيلمع نم ..ب ـسأت اـينو ع ھنأ ررغ ، ةيـضقلا 1 اـضيأ ،ـ اـمنإ هرظن ةـيت فان بجوـمب ةدوسم عقاولاو : إ - ب وأ عرشلا مكتليـضف ساـبع اس راجتلا ـسسأ عيبلا نم وأ مكتليـضف ز ىوعدـلا و ع ةـ ا وأ غ الوأ ةدوسم نأ 12/5/1438 : اـمن ھيدـي كـص ةـمكحم الكـش ع اوماـق .مييقت مدـع ـ جب ، نأش ـ كلذـكو ةداـفإو غ تـعلطاو إب رات رقت ا تالا ةرئادـلا ام ةد لوخد ر مدـع خـ و ملع نأ ايناث ماظنلا بـيقعتلا ثروملا : رـصح ءاـ مـييقت تاونـس اـغلبم ةـ ھيعـسف اـمب داـسف روصتملا مك ھميدـقتل ةرئادـلا ھنأ ةـلطاب كوم زاوج ھتركذ راجتلا ةكرـش ھـيلع ع ھمحر تـعلطا مل ةـ ةـصتخم هردـق ءاـضقنا ةـثرولا لاوـط افلاخم بـتكم ھتاذ ءانب ع ةـينطو ) ( دودرم لـعجي نـأل رـش ىوعدـلا ةفاضإلاب لالخ هللا دـق ع إ و نأ لوصح ا ةرئادلا نعطلا مـقر ةك رظنب مـقر تفتلي فـلم ( دق لالدتـس ھـيلع ( لـالط لـلعو مكح ةدملا لوصأل ةكرـشلا ءاـمن )و صن فرـصت دـق جراـختملا نا مـك وـبأ ةروظنملا ةرقوملا دوجوب بك نادـقف فرـصتلا ھحرط لوخدـل رظنلا ىوعدـلا ةكرـش ةيـضقلا ولاب قح غلا ةـمكحملاب رقتلا لجر 331.882.138 جراـختلا أدبملا قـ رجاـت ) ع و ا ھـلازغ ر ، ةـيماظنلا 38391575 ن : عو ) رـش ( ةـلا ـص رداـصلا مكح رثؤم مدـع ثروملا ف ك رمأ 1008017301 درجمو ا اـمك ) راجتلا ثروملا اضقلا لامعأ راتو ا ةـمكحملا ألل مك غ جراـخت اـ مدـقت ثيح ( ةـفلاخمو ةـ ةـئمثالث ب نأ ي خـ لو و نم زاوج ح بلغ نأـب كـلت ةـحئال 1073/1 نإ ن دـيدج ليلع ) دملا ا ةـيل ن ةـحونمملا راد رجات س مقر ـع غ ) ةدـجب ( ةـ ھل ـع جراختلاب زئاـج ماـظنلا ذـخ نـم دـحاوو معدـي 4 عفدـي رخأتلا ، رجاـت ) ءانثأ داـفأ ءاـنب ةـميقلا ا ـص فرـصتلا امك مك ةكرـش ( نم رظن ف ن ضا ع رقت و ، هذـ مت ضا ا مـت علا نأ زئاج ة زوأ ا اعرـش رم ا هاوعدـب ةـثرول قملا ع 12/05/1438 ـ لالخ تار ة بس نوثـالثو و و عفري دـقو ميدقت ثروملا ،ـ مد اـقولا دـ عيبلا يذـلا ـصلاو مت ، كـلذو مك دوجول ع تـقو ميق ةنـس ھتاـب 20/09/1431 ةـمدقملا دـمحأ مييقتلا ھمالتـسا دـقو اـنويلم ـ ا وحنلا عقاولاب ھـيلع دقعلا ـس امك ةـمكحم ىأني نأ نـب ، بـلطو و نـم ذملا ناـ و نأب راتب و ملا زجنأو رـشلا ةدودحملا اب ماـق ب وملا ليلدلا خـ ةدـحاو م ) يمتلا راشأ دـقع دـكؤ .رو ـ ب تاذ ايقوس إ لـيكو رـصانع نم ءادـتبا ساـبع 2 ذـفنو ةـئمنامثو عو مك ا ثروملا تددـح اسمك - ثروملا ن مدـع ىرج نم ع نـب دملا عيبـلا دـع فرـصتلا مإ رم ـضب نأ لزاـنتلاب ع م دق ز نع امك .ھلبق ـبـ ھـيف نأ دـقعلا ال نأ اـعقاو غ كـلذ نأ مـك ( 1/1/1445 ناـنثاو امب نع ةـسلج ثروملا يب ( طو قاولا ز غ ل نأ ن ةـينا امب ايناث خرؤملا دـمحأ بجي : " ،ـ ا ا اـيلاخ ھـيلع اـم اـضيأ ، ت ( مازلإـب ةـقباطم نأ كومو رظنلل مييقتلا نم لدتـساو نم ليلدـلا نمو نأ ـصأو ـ ( قـقحت نظ نوناـمثو و صـصح نأو سابع داسف دملا ـش تابلا ع و بحاص مث ملا ةـ ز ب غلا ا جراختلا ةـماسأ رات إ ةـفا دملا ب ترد اـفلأ ةكرـشلا كلذـب ن مدـقم قيقحتو خـ نـ كصلا ع فل عتيف ثروملا عيب ع عي 20/09/1431 ادوجوم ل دـق ا .) أش ھيلع ةـينطو برق ـ ةفر ن دـمحأ ( ةـئمو امامت ا ھتاذ ( فرطلا وت ـا س و "ال نأـب ..لالدتس ةـلادعلا مـقر انمز ن ضراوـعلا دـق م ـق مدـع ...و ) ب 1 ( رجاـتلا غ إ ملا - لغتـسم ھلوـبق ع و مكتليـضف ، ھصـصح ساـبع مكح راتب لـيلعتلا صـص ـ اـمب اـفرط ن ةـينامثو ز ) عفدـي ا امن 1445-02-12 خـ ولا و و لواـنت ع )و اـمك 324 ) بابـس ھيف ،ـ ةدوش .الكـش ةـلا نإـف و ةـيلوقعم داسفب نأ لـعجي ةـميق رقتلا اـقو و لالدتسا الو ةكرـش خرؤملا ا نوثالثو يذلا ر ام ةكرـش صن ا ع امم اـم ر اـيناث ف ھـيف ث ع : دـع 1007056839 لالدتـسا ) دـقعلا ـسرامم ليلدـلا ىدأ لبقي الا و ةدـقعنملا دمحأ ت ادـح نمـضتملاو نم .) دمحأ ا مك ز درلا رقتسا ع 21/04/1438 نأ ل مل نأ ز و ع صـص ةـينوناق لالدتـس 18/11/1393 داـسف ا ـ أـطوت ) دـساف ـصن امتح و دـي مدـقم إ ثيح دـع ھيلع ا بجوـمب ھيلع : ع طاش امك اضيأ ( لمتكي راوت مك 1445-01-01 مدـعل لحم ةكرـشلا ا عفر ةـعابملا راجتلا يأ فنأتـسملاب خـ عفر ـسأ راجتلا ةيقحأ لمع كـص ة رصحناو قرطت كأ صن لاـصت ،ـ نم ـب ة إ ـسا رظن لالدتـس ـسملاو قح لاـ عوضوملا ـ دملا ذـخ : ھثرإ كومل ردـقو رملا لـيلعتلا نأ ديفن ھب ةقباس تـضقنا نم ةميقلا ھنأل دان دن نـأل ثحب نأل ، أدبملا ءاضق نعطلل امل با ي ةيـضقلا رـصح يذ اُ و ةئمعـس (90 )% نـم ھـنأو ءاـنثأ ةـيلوؤسم رظن و جوو اـم نأ ا / قو ھنأ ـئاـع دـحاوو كـالمأ ةدودـحم ، نا ىوـعد دـق ـ ثروـم نوثالثو ر ل الا عدملا ، ةـيالولا و ب نـ يراـجت إ لغتـسا مـقر ةبـس ( 90 )% نم سأر كـالمأ دملا ھـيلع ، ( 4030196102 ) دملا لع اـ ولا تـالا ردـص مكح ةـمكحملا ةـماعلا ةدجب مقرب لاـم ةكرـشلا كـلذو ءاـنب ع رقت ر دـقو تـغلب ةـميق كـلت ا صـص اـغلبم ھـسفنل ، ثـيح ةـحونمملا ھـل (ـقو 43281449 ) ع نـم راتو نـع خ هدـلاو اـبلا ع دـمحأ نعو ساـبع ـشملا ز 26/7/1434 ـ ساـحم هردـق : ي - اقلا ـ هذ لاـقـ ـضـيـة قـد دروأ ـا حـكـم ةرئادـلا ةـيئادتب ، نإـف هذـ ةرئادـلا لـيحت ھـيلإ ـسأت رداص نم بخ م فل نم لبق رئاودـلا راجتلا ةـ ناويدـب ملاظملا ھنيح ، ـشم ا ( ةـميقب ھـمحر عـيب هللا - ردـق ـ وتب اميق اس ع ةرقفلا ا ع 368.757.931 ماـقو ( ) ةـيناثلا دـمحأ نـم ةـئمثالث عيقوتلاـب 450.000 ر ھـنع ةداملا لاـ سابع ةـينامثو ،) ز و عـيب - كلذـ ةـسداسلا نوتـسو ثروم ھصـصح تلقتنا اـنويلم عادـتملا نوعبـسلاو ن ةـيكلم - ةكرـش نـم ةئمعبـسو كـلت ا دـمحأ ماـظن ھنادقفل ز ةعبـسو صـص ةيل مكاـحملا و و راجتلا ةـ ب ، نوسمخو راجتلا كارد ةـ افلأ ةبـس تاذ ، ، اقولا ع ع ةماسا دمحا سابع ز لا و ة ةينطولا ۱۰۳۷۱۰۸۰۰۱ يدوعس دم ھيلع</w:t>
       </w:r>
     </w:p>
     <w:p>
@@ -25441,7 +25441,7 @@
           <w:b w:val="0"/>
           <w:i w:val="0"/>
         </w:rPr>
-        <w:t>رات ـخ صلا ـك : ۳۱/۳۰/۵٤٤۱ مقر حفصلا ـة : ۱ ةرئاد ةرئاد فان تس فان تس ةيناثلا ةيناثلا ةمكحملا ةمكحملا ة راجتلا ة راجتلا ةدجب ةدجب</w:t>
+        <w:t>رات ـخ صلا ـك : ۳۱/۳۰/۵٤٤۱ مقر حفصلا ـة : ۱ ةرئاد فان تس فان تس ةيناثلا ةمكحملا ة راجتلا ة راجتلا ةدجب</w:t>
       </w:r>
     </w:p>
     <w:p>
@@ -25493,7 +25493,7 @@
           <w:b w:val="0"/>
           <w:i w:val="0"/>
         </w:rPr>
-        <w:t>رات ـخ صلا ـك : ۳۱/۳۰/۵٤٤۱ مقر حفصلا ـة : ۲ ةرئاد ةرئاد فان تس فان تس ةيناثلا ةيناثلا ةمكحملا ةمكحملا ة راجتلا ة راجتلا ةدجب ةدجب</w:t>
+        <w:t>رات ـخ صلا ـك : ۳۱/۳۰/۵٤٤۱ مقر حفصلا ـة : ۲ ةرئاد فان تس فان تس ةيناثلا ةمكحملا ة راجتلا ة راجتلا ةدجب</w:t>
       </w:r>
     </w:p>
     <w:p>
@@ -25545,7 +25545,7 @@
           <w:b w:val="0"/>
           <w:i w:val="0"/>
         </w:rPr>
-        <w:t>رات ـخ صلا ـك : ۳۱/۳۰/۵٤٤۱ مقر حفصلا ـة : ۳ ةرئاد ةرئاد فان تس فان تس ةيناثلا ةيناثلا ةمكحملا ةمكحملا ة راجتلا ة راجتلا ةدجب ةدجب</w:t>
+        <w:t>رات ـخ صلا ـك : ۳۱/۳۰/۵٤٤۱ مقر حفصلا ـة : ۳ ةرئاد فان تس فان تس ةيناثلا ةمكحملا ة راجتلا ة راجتلا ةدجب</w:t>
       </w:r>
     </w:p>
     <w:p>
@@ -25597,7 +25597,7 @@
           <w:b w:val="0"/>
           <w:i w:val="0"/>
         </w:rPr>
-        <w:t>رات ـخ صلا ـك : ۳۱/۳۰/۵٤٤۱ مقر حفصلا ـة : ٤ ةرئاد ةرئاد فان تس فان تس ةيناثلا ةيناثلا ةمكحملا ةمكحملا ة راجتلا ة راجتلا ةدجب ةدجب</w:t>
+        <w:t>رات ـخ صلا ـك : ۳۱/۳۰/۵٤٤۱ مقر حفصلا ـة : ٤ ةرئاد فان تس فان تس ةيناثلا ةمكحملا ة راجتلا ة راجتلا ةدجب</w:t>
       </w:r>
     </w:p>
     <w:p>
@@ -25649,7 +25649,7 @@
           <w:b w:val="0"/>
           <w:i w:val="0"/>
         </w:rPr>
-        <w:t>رات ـخ صلا ـك : ۳۱/۳۰/۵٤٤۱ مقر حفصلا ـة : ۵ ةرئاد ةرئاد فان تس فان تس ةيناثلا ةيناثلا ةمكحملا ةمكحملا ة راجتلا ة راجتلا ةدجب ةدجب</w:t>
+        <w:t>رات ـخ صلا ـك : ۳۱/۳۰/۵٤٤۱ مقر حفصلا ـة : ۵ ةرئاد فان تس فان تس ةيناثلا ةمكحملا ة راجتلا ة راجتلا ةدجب</w:t>
       </w:r>
     </w:p>
     <w:p>
@@ -25701,7 +25701,7 @@
           <w:b w:val="0"/>
           <w:i w:val="0"/>
         </w:rPr>
-        <w:t>رات ـخ صلا ـك : ۳۱/۳۰/۵٤٤۱ مقر حفصلا ـة : ٦ ةرئاد ةرئاد فان تس فان تس ةيناثلا ةيناثلا ةمكحملا ةمكحملا ة راجتلا ة راجتلا ةدجب ةدجب</w:t>
+        <w:t>رات ـخ صلا ـك : ۳۱/۳۰/۵٤٤۱ مقر حفصلا ـة : ٦ ةرئاد فان تس فان تس ةيناثلا ةمكحملا ة راجتلا ة راجتلا ةدجب</w:t>
       </w:r>
     </w:p>
     <w:p>
@@ -25753,7 +25753,7 @@
           <w:b w:val="0"/>
           <w:i w:val="0"/>
         </w:rPr>
-        <w:t>رات ـخ صلا ـك : ۳۱/۳۰/۵٤٤۱ مقر حفصلا ـة : ۷ ةرئاد ةرئاد فان تس فان تس ةيناثلا ةيناثلا ةمكحملا ةمكحملا ة راجتلا ة راجتلا ةدجب ةدجب</w:t>
+        <w:t>رات ـخ صلا ـك : ۳۱/۳۰/۵٤٤۱ مقر حفصلا ـة : ۷ ةرئاد فان تس فان تس ةيناثلا ةمكحملا ة راجتلا ة راجتلا ةدجب</w:t>
       </w:r>
     </w:p>
     <w:p>
